--- a/pr-preview/pr-349/measures.docx
+++ b/pr-preview/pr-349/measures.docx
@@ -15,7 +15,7 @@
         <w:pStyle w:val="Date"/>
       </w:pPr>
       <w:r>
-        <w:t xml:space="preserve">Last modified: 2026-10-17 02:44:23 (PDT)</w:t>
+        <w:t xml:space="preserve">Last modified: 2026-10-17 04:02:11 (PDT)</w:t>
       </w:r>
     </w:p>
     <w:p>

--- a/pr-preview/pr-349/measures.docx
+++ b/pr-preview/pr-349/measures.docx
@@ -15,7 +15,7 @@
         <w:pStyle w:val="Date"/>
       </w:pPr>
       <w:r>
-        <w:t xml:space="preserve">Last modified: 2026-10-17 04:02:11 (PDT)</w:t>
+        <w:t xml:space="preserve">Last modified: 2026-10-17 05:12:24 (PDT)</w:t>
       </w:r>
     </w:p>
     <w:p>
@@ -39396,169 +39396,9 @@
       <w:r>
         <w:t xml:space="preserve"> </w:t>
       </w:r>
-      <m:oMath>
-        <m:nary>
-          <m:naryPr>
-            <m:chr m:val="∑"/>
-            <m:limLoc m:val="undOvr"/>
-            <m:subHide m:val="off"/>
-            <m:supHide m:val="off"/>
-          </m:naryPr>
-          <m:sub>
-            <m:r>
-              <m:t>i</m:t>
-            </m:r>
-            <m:r>
-              <m:rPr>
-                <m:sty m:val="p"/>
-              </m:rPr>
-              <m:t>=</m:t>
-            </m:r>
-            <m:r>
-              <m:t>1</m:t>
-            </m:r>
-          </m:sub>
-          <m:sup>
-            <m:r>
-              <m:t>n</m:t>
-            </m:r>
-          </m:sup>
-          <m:e>
-            <m:r>
-              <m:t>​</m:t>
-            </m:r>
-          </m:e>
-        </m:nary>
-        <m:d>
-          <m:dPr>
-            <m:begChr m:val="|"/>
-            <m:sepChr m:val=""/>
-            <m:endChr m:val="|"/>
-            <m:grow/>
-          </m:dPr>
-          <m:e>
-            <m:sSub>
-              <m:e>
-                <m:r>
-                  <m:t>x</m:t>
-                </m:r>
-              </m:e>
-              <m:sub>
-                <m:r>
-                  <m:t>i</m:t>
-                </m:r>
-              </m:sub>
-            </m:sSub>
-            <m:sSub>
-              <m:e>
-                <m:r>
-                  <m:t>y</m:t>
-                </m:r>
-              </m:e>
-              <m:sub>
-                <m:r>
-                  <m:t>i</m:t>
-                </m:r>
-              </m:sub>
-            </m:sSub>
-          </m:e>
-        </m:d>
-        <m:r>
-          <m:t>​</m:t>
-        </m:r>
-        <m:r>
-          <m:rPr>
-            <m:sty m:val="p"/>
-          </m:rPr>
-          <m:t>≤</m:t>
-        </m:r>
-        <m:r>
-          <m:t>​</m:t>
-        </m:r>
-        <m:d>
-          <m:dPr>
-            <m:begChr m:val="∥"/>
-            <m:sepChr m:val=""/>
-            <m:endChr m:val="∥"/>
-            <m:grow/>
-          </m:dPr>
-          <m:e>
-            <m:limLow>
-              <m:e>
-                <m:r>
-                  <m:t>x</m:t>
-                </m:r>
-              </m:e>
-              <m:lim>
-                <m:r>
-                  <m:rPr>
-                    <m:sty m:val="p"/>
-                  </m:rPr>
-                  <m:t>∼</m:t>
-                </m:r>
-              </m:lim>
-            </m:limLow>
-          </m:e>
-        </m:d>
-        <m:sSub>
-          <m:e>
-            <m:r>
-              <m:t>​</m:t>
-            </m:r>
-          </m:e>
-          <m:sub>
-            <m:r>
-              <m:t>1</m:t>
-            </m:r>
-          </m:sub>
-        </m:sSub>
-        <m:r>
-          <m:t> </m:t>
-        </m:r>
-        <m:r>
-          <m:t>​</m:t>
-        </m:r>
-        <m:d>
-          <m:dPr>
-            <m:begChr m:val="∥"/>
-            <m:sepChr m:val=""/>
-            <m:endChr m:val="∥"/>
-            <m:grow/>
-          </m:dPr>
-          <m:e>
-            <m:limLow>
-              <m:e>
-                <m:r>
-                  <m:t>y</m:t>
-                </m:r>
-              </m:e>
-              <m:lim>
-                <m:r>
-                  <m:rPr>
-                    <m:sty m:val="p"/>
-                  </m:rPr>
-                  <m:t>∼</m:t>
-                </m:r>
-              </m:lim>
-            </m:limLow>
-          </m:e>
-        </m:d>
-        <m:sSub>
-          <m:e>
-            <m:r>
-              <m:t>​</m:t>
-            </m:r>
-          </m:e>
-          <m:sub>
-            <m:r>
-              <m:rPr>
-                <m:sty m:val="p"/>
-              </m:rPr>
-              <m:t>∞</m:t>
-            </m:r>
-          </m:sub>
-        </m:sSub>
-      </m:oMath>
+      <w:r>
+        <w:t xml:space="preserve">$\sum_{i=1}^n\mathopen{}\left|x_i y_i\right|\mathclose{} \le \mathopen{}\left\lVert\mathord{\smash[b]{\underset{\raise.3ex\hbox{$\scriptstyle\sim$}}{x}}\vphantom{x}}\right\rVert\mathclose{}_1\,\mathopen{}\left\lVert\mathord{\smash[b]{\underset{\raise.3ex\hbox{$\scriptstyle\sim$}}{y}}\vphantom{y}}\right\rVert\mathclose{}_\infty$</w:t>
+      </w:r>
       <w:r>
         <w:t xml:space="preserve">.</w:t>
       </w:r>
